--- a/Sprint20260921-20261002/HERO-68821_20261009_091809.docx
+++ b/Sprint20260921-20261002/HERO-68821_20261009_091809.docx
@@ -3106,880 +3106,6 @@
         <w:t>3. The report data is consistent with the actual check calculations</w:t>
       </w:r>
     </w:p>
-    <w:p>
-      <w:pPr>
-        <w:spacing w:before="200" w:after="120"/>
-      </w:pPr>
-      <w:r>
-        <w:rPr>
-          <w:rFonts w:ascii="Arial" w:hAnsi="Arial" w:eastAsia="Arial" w:cs="Arial"/>
-          <w:b/>
-          <w:color w:val="000000"/>
-          <w:sz w:val="26"/>
-          <w:u w:val="single"/>
-        </w:rPr>
-        <w:t>Appendix</w:t>
-      </w:r>
-    </w:p>
-    <w:p>
-      <w:pPr>
-        <w:spacing w:before="160" w:after="80"/>
-      </w:pPr>
-      <w:r>
-        <w:rPr>
-          <w:rFonts w:ascii="Arial" w:hAnsi="Arial" w:eastAsia="Arial" w:cs="Arial"/>
-          <w:b/>
-          <w:color w:val="001EFF"/>
-          <w:sz w:val="24"/>
-          <w:u w:val="none"/>
-        </w:rPr>
-        <w:t>Bug Description (HERO-68821)</w:t>
-      </w:r>
-    </w:p>
-    <w:p>
-      <w:pPr>
-        <w:spacing w:before="0" w:after="80"/>
-      </w:pPr>
-      <w:r>
-        <w:rPr>
-          <w:rFonts w:ascii="Arial" w:hAnsi="Arial" w:eastAsia="Arial" w:cs="Arial"/>
-          <w:b/>
-          <w:color w:val="000000"/>
-          <w:sz w:val="20"/>
-          <w:u w:val="none"/>
-        </w:rPr>
-        <w:t>Component:</w:t>
-      </w:r>
-      <w:r>
-        <w:rPr>
-          <w:rFonts w:ascii="Arial" w:hAnsi="Arial" w:eastAsia="Arial" w:cs="Arial"/>
-          <w:b w:val="0"/>
-          <w:color w:val="000000"/>
-          <w:sz w:val="20"/>
-          <w:u w:val="none"/>
-        </w:rPr>
-        <w:t xml:space="preserve"> POS</w:t>
-      </w:r>
-    </w:p>
-    <w:p>
-      <w:pPr>
-        <w:spacing w:before="0" w:after="80"/>
-      </w:pPr>
-      <w:r>
-        <w:rPr>
-          <w:rFonts w:ascii="Arial" w:hAnsi="Arial" w:eastAsia="Arial" w:cs="Arial"/>
-          <w:b/>
-          <w:color w:val="000000"/>
-          <w:sz w:val="20"/>
-          <w:u w:val="none"/>
-        </w:rPr>
-        <w:t>Current Behavior:</w:t>
-      </w:r>
-    </w:p>
-    <w:p>
-      <w:pPr>
-        <w:spacing w:before="0" w:after="80"/>
-      </w:pPr>
-      <w:r>
-        <w:rPr>
-          <w:rFonts w:ascii="Arial" w:hAnsi="Arial" w:eastAsia="Arial" w:cs="Arial"/>
-          <w:b w:val="0"/>
-          <w:color w:val="000000"/>
-          <w:sz w:val="20"/>
-          <w:u w:val="none"/>
-        </w:rPr>
-        <w:t>It is available for General V3 membership interface. When voiding multiple coupon item discounts, the system only triggers the refund API to the external party with the last coupon details, instead of triggering multiple APIs for each coupon found.</w:t>
-      </w:r>
-    </w:p>
-    <w:p>
-      <w:pPr>
-        <w:spacing w:before="0" w:after="80"/>
-      </w:pPr>
-      <w:r>
-        <w:rPr>
-          <w:rFonts w:ascii="Arial" w:hAnsi="Arial" w:eastAsia="Arial" w:cs="Arial"/>
-          <w:b/>
-          <w:color w:val="000000"/>
-          <w:sz w:val="20"/>
-          <w:u w:val="none"/>
-        </w:rPr>
-        <w:t>Workflow:</w:t>
-      </w:r>
-    </w:p>
-    <w:p>
-      <w:pPr>
-        <w:spacing w:before="0" w:after="40"/>
-        <w:ind w:left="360" w:hanging="240"/>
-      </w:pPr>
-      <w:r>
-        <w:rPr>
-          <w:rFonts w:ascii="Arial" w:hAnsi="Arial" w:eastAsia="Arial" w:cs="Arial"/>
-          <w:b w:val="0"/>
-          <w:color w:val="000000"/>
-          <w:sz w:val="20"/>
-          <w:u w:val="none"/>
-        </w:rPr>
-        <w:t>1. Follow existing workflow to apply General V3 coupon item discount to multiple items</w:t>
-      </w:r>
-    </w:p>
-    <w:p>
-      <w:pPr>
-        <w:spacing w:before="0" w:after="40"/>
-        <w:ind w:left="360" w:hanging="240"/>
-      </w:pPr>
-      <w:r>
-        <w:rPr>
-          <w:rFonts w:ascii="Arial" w:hAnsi="Arial" w:eastAsia="Arial" w:cs="Arial"/>
-          <w:b w:val="0"/>
-          <w:color w:val="000000"/>
-          <w:sz w:val="20"/>
-          <w:u w:val="none"/>
-        </w:rPr>
-        <w:t>2. Click function "Void Multiple Item Discount" to void all the discount coupons</w:t>
-      </w:r>
-    </w:p>
-    <w:p>
-      <w:pPr>
-        <w:spacing w:before="0" w:after="40"/>
-        <w:ind w:left="360" w:hanging="240"/>
-      </w:pPr>
-      <w:r>
-        <w:rPr>
-          <w:rFonts w:ascii="Arial" w:hAnsi="Arial" w:eastAsia="Arial" w:cs="Arial"/>
-          <w:b w:val="0"/>
-          <w:color w:val="000000"/>
-          <w:sz w:val="20"/>
-          <w:u w:val="none"/>
-        </w:rPr>
-        <w:t>3. System triggers external API "Prepare Refund Coupon" only once, with the requestCompletionId from the last coupon</w:t>
-      </w:r>
-    </w:p>
-    <w:p>
-      <w:pPr>
-        <w:spacing w:before="0" w:after="80"/>
-      </w:pPr>
-      <w:r>
-        <w:rPr>
-          <w:rFonts w:ascii="Arial" w:hAnsi="Arial" w:eastAsia="Arial" w:cs="Arial"/>
-          <w:b/>
-          <w:color w:val="000000"/>
-          <w:sz w:val="20"/>
-          <w:u w:val="none"/>
-        </w:rPr>
-        <w:t>Expected Result:</w:t>
-      </w:r>
-    </w:p>
-    <w:p>
-      <w:pPr>
-        <w:spacing w:before="0" w:after="40"/>
-        <w:ind w:left="360" w:hanging="240"/>
-      </w:pPr>
-      <w:r>
-        <w:rPr>
-          <w:rFonts w:ascii="Arial" w:hAnsi="Arial" w:eastAsia="Arial" w:cs="Arial"/>
-          <w:b w:val="0"/>
-          <w:color w:val="000000"/>
-          <w:sz w:val="20"/>
-          <w:u w:val="none"/>
-        </w:rPr>
-        <w:t>• If there are multiple coupons, system should refund those coupons instead of just refund the last coupon</w:t>
-      </w:r>
-    </w:p>
-    <w:p>
-      <w:pPr>
-        <w:spacing w:before="0" w:after="40"/>
-        <w:ind w:left="360" w:hanging="240"/>
-      </w:pPr>
-      <w:r>
-        <w:rPr>
-          <w:rFonts w:ascii="Arial" w:hAnsi="Arial" w:eastAsia="Arial" w:cs="Arial"/>
-          <w:b w:val="0"/>
-          <w:color w:val="000000"/>
-          <w:sz w:val="20"/>
-          <w:u w:val="none"/>
-        </w:rPr>
-        <w:t>• If error occurs during any one of the coupon refund, the remaining coupons will not be refunded. Item discount is voided for those successful refund coupons</w:t>
-      </w:r>
-    </w:p>
-    <w:p>
-      <w:pPr>
-        <w:spacing w:before="160" w:after="80"/>
-      </w:pPr>
-      <w:r>
-        <w:rPr>
-          <w:rFonts w:ascii="Arial" w:hAnsi="Arial" w:eastAsia="Arial" w:cs="Arial"/>
-          <w:b/>
-          <w:color w:val="001EFF"/>
-          <w:sz w:val="24"/>
-          <w:u w:val="none"/>
-        </w:rPr>
-        <w:t>Regression Test Scope - Related Modules and Functions</w:t>
-      </w:r>
-    </w:p>
-    <w:tbl>
-      <w:tblPr>
-        <w:tblStyle w:val="TableGrid"/>
-        <w:tblW w:type="auto" w:w="0"/>
-        <w:jc w:val="left"/>
-        <w:tblLook w:firstColumn="1" w:firstRow="1" w:lastColumn="0" w:lastRow="0" w:noHBand="0" w:noVBand="1" w:val="04A0"/>
-      </w:tblPr>
-      <w:tblGrid>
-        <w:gridCol w:w="2880"/>
-        <w:gridCol w:w="2880"/>
-        <w:gridCol w:w="2880"/>
-      </w:tblGrid>
-      <w:tr>
-        <w:tc>
-          <w:tcPr>
-            <w:tcW w:type="dxa" w:w="2880"/>
-          </w:tcPr>
-          <w:p>
-            <w:pPr>
-              <w:spacing w:before="0" w:after="20"/>
-            </w:pPr>
-            <w:r/>
-            <w:r>
-              <w:rPr>
-                <w:rFonts w:ascii="Arial" w:hAnsi="Arial" w:eastAsia="Arial" w:cs="Arial"/>
-                <w:b/>
-                <w:color w:val="000000"/>
-                <w:sz w:val="18"/>
-                <w:u w:val="none"/>
-              </w:rPr>
-              <w:t>Module / Function</w:t>
-            </w:r>
-          </w:p>
-        </w:tc>
-        <w:tc>
-          <w:tcPr>
-            <w:tcW w:type="dxa" w:w="2880"/>
-          </w:tcPr>
-          <w:p>
-            <w:pPr>
-              <w:spacing w:before="0" w:after="20"/>
-            </w:pPr>
-            <w:r/>
-            <w:r>
-              <w:rPr>
-                <w:rFonts w:ascii="Arial" w:hAnsi="Arial" w:eastAsia="Arial" w:cs="Arial"/>
-                <w:b/>
-                <w:color w:val="000000"/>
-                <w:sz w:val="18"/>
-                <w:u w:val="none"/>
-              </w:rPr>
-              <w:t>Related Report</w:t>
-            </w:r>
-          </w:p>
-        </w:tc>
-        <w:tc>
-          <w:tcPr>
-            <w:tcW w:type="dxa" w:w="2880"/>
-          </w:tcPr>
-          <w:p>
-            <w:pPr>
-              <w:spacing w:before="0" w:after="20"/>
-            </w:pPr>
-            <w:r/>
-            <w:r>
-              <w:rPr>
-                <w:rFonts w:ascii="Arial" w:hAnsi="Arial" w:eastAsia="Arial" w:cs="Arial"/>
-                <w:b/>
-                <w:color w:val="000000"/>
-                <w:sz w:val="18"/>
-                <w:u w:val="none"/>
-              </w:rPr>
-              <w:t>Regression Focus</w:t>
-            </w:r>
-          </w:p>
-        </w:tc>
-      </w:tr>
-      <w:tr>
-        <w:tc>
-          <w:tcPr>
-            <w:tcW w:type="dxa" w:w="2880"/>
-          </w:tcPr>
-          <w:p>
-            <w:pPr>
-              <w:spacing w:before="0" w:after="20"/>
-            </w:pPr>
-            <w:r/>
-            <w:r>
-              <w:rPr>
-                <w:rFonts w:ascii="Arial" w:hAnsi="Arial" w:eastAsia="Arial" w:cs="Arial"/>
-                <w:b w:val="0"/>
-                <w:color w:val="000000"/>
-                <w:sz w:val="18"/>
-                <w:u w:val="none"/>
-              </w:rPr>
-              <w:t>General V3 Membership Interface (Coupon Refund API)</w:t>
-            </w:r>
-          </w:p>
-        </w:tc>
-        <w:tc>
-          <w:tcPr>
-            <w:tcW w:type="dxa" w:w="2880"/>
-          </w:tcPr>
-          <w:p>
-            <w:pPr>
-              <w:spacing w:before="0" w:after="20"/>
-            </w:pPr>
-            <w:r/>
-            <w:r>
-              <w:rPr>
-                <w:rFonts w:ascii="Arial" w:hAnsi="Arial" w:eastAsia="Arial" w:cs="Arial"/>
-                <w:b w:val="0"/>
-                <w:color w:val="000000"/>
-                <w:sz w:val="18"/>
-                <w:u w:val="none"/>
-              </w:rPr>
-              <w:t>-</w:t>
-            </w:r>
-          </w:p>
-        </w:tc>
-        <w:tc>
-          <w:tcPr>
-            <w:tcW w:type="dxa" w:w="2880"/>
-          </w:tcPr>
-          <w:p>
-            <w:pPr>
-              <w:spacing w:before="0" w:after="20"/>
-            </w:pPr>
-            <w:r/>
-            <w:r>
-              <w:rPr>
-                <w:rFonts w:ascii="Arial" w:hAnsi="Arial" w:eastAsia="Arial" w:cs="Arial"/>
-                <w:b w:val="0"/>
-                <w:color w:val="000000"/>
-                <w:sz w:val="18"/>
-                <w:u w:val="none"/>
-              </w:rPr>
-              <w:t>Verify all coupons are refunded individually with correct requestCompletionId</w:t>
-            </w:r>
-          </w:p>
-        </w:tc>
-      </w:tr>
-      <w:tr>
-        <w:tc>
-          <w:tcPr>
-            <w:tcW w:type="dxa" w:w="2880"/>
-          </w:tcPr>
-          <w:p>
-            <w:pPr>
-              <w:spacing w:before="0" w:after="20"/>
-            </w:pPr>
-            <w:r/>
-            <w:r>
-              <w:rPr>
-                <w:rFonts w:ascii="Arial" w:hAnsi="Arial" w:eastAsia="Arial" w:cs="Arial"/>
-                <w:b w:val="0"/>
-                <w:color w:val="000000"/>
-                <w:sz w:val="18"/>
-                <w:u w:val="none"/>
-              </w:rPr>
-              <w:t>Void Multiple Item Discount Function</w:t>
-            </w:r>
-          </w:p>
-        </w:tc>
-        <w:tc>
-          <w:tcPr>
-            <w:tcW w:type="dxa" w:w="2880"/>
-          </w:tcPr>
-          <w:p>
-            <w:pPr>
-              <w:spacing w:before="0" w:after="20"/>
-            </w:pPr>
-            <w:r/>
-            <w:r>
-              <w:rPr>
-                <w:rFonts w:ascii="Arial" w:hAnsi="Arial" w:eastAsia="Arial" w:cs="Arial"/>
-                <w:b w:val="0"/>
-                <w:color w:val="000000"/>
-                <w:sz w:val="18"/>
-                <w:u w:val="none"/>
-              </w:rPr>
-              <w:t>-</w:t>
-            </w:r>
-          </w:p>
-        </w:tc>
-        <w:tc>
-          <w:tcPr>
-            <w:tcW w:type="dxa" w:w="2880"/>
-          </w:tcPr>
-          <w:p>
-            <w:pPr>
-              <w:spacing w:before="0" w:after="20"/>
-            </w:pPr>
-            <w:r/>
-            <w:r>
-              <w:rPr>
-                <w:rFonts w:ascii="Arial" w:hAnsi="Arial" w:eastAsia="Arial" w:cs="Arial"/>
-                <w:b w:val="0"/>
-                <w:color w:val="000000"/>
-                <w:sz w:val="18"/>
-                <w:u w:val="none"/>
-              </w:rPr>
-              <w:t>Verify void processes each coupon and handles partial failures</w:t>
-            </w:r>
-          </w:p>
-        </w:tc>
-      </w:tr>
-      <w:tr>
-        <w:tc>
-          <w:tcPr>
-            <w:tcW w:type="dxa" w:w="2880"/>
-          </w:tcPr>
-          <w:p>
-            <w:pPr>
-              <w:spacing w:before="0" w:after="20"/>
-            </w:pPr>
-            <w:r/>
-            <w:r>
-              <w:rPr>
-                <w:rFonts w:ascii="Arial" w:hAnsi="Arial" w:eastAsia="Arial" w:cs="Arial"/>
-                <w:b w:val="0"/>
-                <w:color w:val="000000"/>
-                <w:sz w:val="18"/>
-                <w:u w:val="none"/>
-              </w:rPr>
-              <w:t>Single Coupon Item Discount Void</w:t>
-            </w:r>
-          </w:p>
-        </w:tc>
-        <w:tc>
-          <w:tcPr>
-            <w:tcW w:type="dxa" w:w="2880"/>
-          </w:tcPr>
-          <w:p>
-            <w:pPr>
-              <w:spacing w:before="0" w:after="20"/>
-            </w:pPr>
-            <w:r/>
-            <w:r>
-              <w:rPr>
-                <w:rFonts w:ascii="Arial" w:hAnsi="Arial" w:eastAsia="Arial" w:cs="Arial"/>
-                <w:b w:val="0"/>
-                <w:color w:val="000000"/>
-                <w:sz w:val="18"/>
-                <w:u w:val="none"/>
-              </w:rPr>
-              <w:t>-</w:t>
-            </w:r>
-          </w:p>
-        </w:tc>
-        <w:tc>
-          <w:tcPr>
-            <w:tcW w:type="dxa" w:w="2880"/>
-          </w:tcPr>
-          <w:p>
-            <w:pPr>
-              <w:spacing w:before="0" w:after="20"/>
-            </w:pPr>
-            <w:r/>
-            <w:r>
-              <w:rPr>
-                <w:rFonts w:ascii="Arial" w:hAnsi="Arial" w:eastAsia="Arial" w:cs="Arial"/>
-                <w:b w:val="0"/>
-                <w:color w:val="000000"/>
-                <w:sz w:val="18"/>
-                <w:u w:val="none"/>
-              </w:rPr>
-              <w:t>Verify single coupon void and refund still works correctly</w:t>
-            </w:r>
-          </w:p>
-        </w:tc>
-      </w:tr>
-      <w:tr>
-        <w:tc>
-          <w:tcPr>
-            <w:tcW w:type="dxa" w:w="2880"/>
-          </w:tcPr>
-          <w:p>
-            <w:pPr>
-              <w:spacing w:before="0" w:after="20"/>
-            </w:pPr>
-            <w:r/>
-            <w:r>
-              <w:rPr>
-                <w:rFonts w:ascii="Arial" w:hAnsi="Arial" w:eastAsia="Arial" w:cs="Arial"/>
-                <w:b w:val="0"/>
-                <w:color w:val="000000"/>
-                <w:sz w:val="18"/>
-                <w:u w:val="none"/>
-              </w:rPr>
-              <w:t>Coupon Error Handling</w:t>
-            </w:r>
-          </w:p>
-        </w:tc>
-        <w:tc>
-          <w:tcPr>
-            <w:tcW w:type="dxa" w:w="2880"/>
-          </w:tcPr>
-          <w:p>
-            <w:pPr>
-              <w:spacing w:before="0" w:after="20"/>
-            </w:pPr>
-            <w:r/>
-            <w:r>
-              <w:rPr>
-                <w:rFonts w:ascii="Arial" w:hAnsi="Arial" w:eastAsia="Arial" w:cs="Arial"/>
-                <w:b w:val="0"/>
-                <w:color w:val="000000"/>
-                <w:sz w:val="18"/>
-                <w:u w:val="none"/>
-              </w:rPr>
-              <w:t>-</w:t>
-            </w:r>
-          </w:p>
-        </w:tc>
-        <w:tc>
-          <w:tcPr>
-            <w:tcW w:type="dxa" w:w="2880"/>
-          </w:tcPr>
-          <w:p>
-            <w:pPr>
-              <w:spacing w:before="0" w:after="20"/>
-            </w:pPr>
-            <w:r/>
-            <w:r>
-              <w:rPr>
-                <w:rFonts w:ascii="Arial" w:hAnsi="Arial" w:eastAsia="Arial" w:cs="Arial"/>
-                <w:b w:val="0"/>
-                <w:color w:val="000000"/>
-                <w:sz w:val="18"/>
-                <w:u w:val="none"/>
-              </w:rPr>
-              <w:t>Verify failed refund does not void item discount; successful refunds void item discount</w:t>
-            </w:r>
-          </w:p>
-        </w:tc>
-      </w:tr>
-      <w:tr>
-        <w:tc>
-          <w:tcPr>
-            <w:tcW w:type="dxa" w:w="2880"/>
-          </w:tcPr>
-          <w:p>
-            <w:pPr>
-              <w:spacing w:before="0" w:after="20"/>
-            </w:pPr>
-            <w:r/>
-            <w:r>
-              <w:rPr>
-                <w:rFonts w:ascii="Arial" w:hAnsi="Arial" w:eastAsia="Arial" w:cs="Arial"/>
-                <w:b w:val="0"/>
-                <w:color w:val="000000"/>
-                <w:sz w:val="18"/>
-                <w:u w:val="none"/>
-              </w:rPr>
-              <w:t>Item Discount Report (HKJC)</w:t>
-            </w:r>
-          </w:p>
-        </w:tc>
-        <w:tc>
-          <w:tcPr>
-            <w:tcW w:type="dxa" w:w="2880"/>
-          </w:tcPr>
-          <w:p>
-            <w:pPr>
-              <w:spacing w:before="0" w:after="20"/>
-            </w:pPr>
-            <w:r/>
-            <w:r>
-              <w:rPr>
-                <w:rFonts w:ascii="Arial" w:hAnsi="Arial" w:eastAsia="Arial" w:cs="Arial"/>
-                <w:b w:val="0"/>
-                <w:color w:val="000000"/>
-                <w:sz w:val="18"/>
-                <w:u w:val="none"/>
-              </w:rPr>
-              <w:t>CUS0194</w:t>
-            </w:r>
-          </w:p>
-        </w:tc>
-        <w:tc>
-          <w:tcPr>
-            <w:tcW w:type="dxa" w:w="2880"/>
-          </w:tcPr>
-          <w:p>
-            <w:pPr>
-              <w:spacing w:before="0" w:after="20"/>
-            </w:pPr>
-            <w:r/>
-            <w:r>
-              <w:rPr>
-                <w:rFonts w:ascii="Arial" w:hAnsi="Arial" w:eastAsia="Arial" w:cs="Arial"/>
-                <w:b w:val="0"/>
-                <w:color w:val="000000"/>
-                <w:sz w:val="18"/>
-                <w:u w:val="none"/>
-              </w:rPr>
-              <w:t>Verify voided coupon discounts are reflected correctly in report</w:t>
-            </w:r>
-          </w:p>
-        </w:tc>
-      </w:tr>
-      <w:tr>
-        <w:tc>
-          <w:tcPr>
-            <w:tcW w:type="dxa" w:w="2880"/>
-          </w:tcPr>
-          <w:p>
-            <w:pPr>
-              <w:spacing w:before="0" w:after="20"/>
-            </w:pPr>
-            <w:r/>
-            <w:r>
-              <w:rPr>
-                <w:rFonts w:ascii="Arial" w:hAnsi="Arial" w:eastAsia="Arial" w:cs="Arial"/>
-                <w:b w:val="0"/>
-                <w:color w:val="000000"/>
-                <w:sz w:val="18"/>
-                <w:u w:val="none"/>
-              </w:rPr>
-              <w:t>LPS Item Coupon Report</w:t>
-            </w:r>
-          </w:p>
-        </w:tc>
-        <w:tc>
-          <w:tcPr>
-            <w:tcW w:type="dxa" w:w="2880"/>
-          </w:tcPr>
-          <w:p>
-            <w:pPr>
-              <w:spacing w:before="0" w:after="20"/>
-            </w:pPr>
-            <w:r/>
-            <w:r>
-              <w:rPr>
-                <w:rFonts w:ascii="Arial" w:hAnsi="Arial" w:eastAsia="Arial" w:cs="Arial"/>
-                <w:b w:val="0"/>
-                <w:color w:val="000000"/>
-                <w:sz w:val="18"/>
-                <w:u w:val="none"/>
-              </w:rPr>
-              <w:t>CUS0300</w:t>
-            </w:r>
-          </w:p>
-        </w:tc>
-        <w:tc>
-          <w:tcPr>
-            <w:tcW w:type="dxa" w:w="2880"/>
-          </w:tcPr>
-          <w:p>
-            <w:pPr>
-              <w:spacing w:before="0" w:after="20"/>
-            </w:pPr>
-            <w:r/>
-            <w:r>
-              <w:rPr>
-                <w:rFonts w:ascii="Arial" w:hAnsi="Arial" w:eastAsia="Arial" w:cs="Arial"/>
-                <w:b w:val="0"/>
-                <w:color w:val="000000"/>
-                <w:sz w:val="18"/>
-                <w:u w:val="none"/>
-              </w:rPr>
-              <w:t>Verify voided coupon item data is excluded from report</w:t>
-            </w:r>
-          </w:p>
-        </w:tc>
-      </w:tr>
-      <w:tr>
-        <w:tc>
-          <w:tcPr>
-            <w:tcW w:type="dxa" w:w="2880"/>
-          </w:tcPr>
-          <w:p>
-            <w:pPr>
-              <w:spacing w:before="0" w:after="20"/>
-            </w:pPr>
-            <w:r/>
-            <w:r>
-              <w:rPr>
-                <w:rFonts w:ascii="Arial" w:hAnsi="Arial" w:eastAsia="Arial" w:cs="Arial"/>
-                <w:b w:val="0"/>
-                <w:color w:val="000000"/>
-                <w:sz w:val="18"/>
-                <w:u w:val="none"/>
-              </w:rPr>
-              <w:t>Detail Item Report (Discount Name)</w:t>
-            </w:r>
-          </w:p>
-        </w:tc>
-        <w:tc>
-          <w:tcPr>
-            <w:tcW w:type="dxa" w:w="2880"/>
-          </w:tcPr>
-          <w:p>
-            <w:pPr>
-              <w:spacing w:before="0" w:after="20"/>
-            </w:pPr>
-            <w:r/>
-            <w:r>
-              <w:rPr>
-                <w:rFonts w:ascii="Arial" w:hAnsi="Arial" w:eastAsia="Arial" w:cs="Arial"/>
-                <w:b w:val="0"/>
-                <w:color w:val="000000"/>
-                <w:sz w:val="18"/>
-                <w:u w:val="none"/>
-              </w:rPr>
-              <w:t>CUS0253</w:t>
-            </w:r>
-          </w:p>
-        </w:tc>
-        <w:tc>
-          <w:tcPr>
-            <w:tcW w:type="dxa" w:w="2880"/>
-          </w:tcPr>
-          <w:p>
-            <w:pPr>
-              <w:spacing w:before="0" w:after="20"/>
-            </w:pPr>
-            <w:r/>
-            <w:r>
-              <w:rPr>
-                <w:rFonts w:ascii="Arial" w:hAnsi="Arial" w:eastAsia="Arial" w:cs="Arial"/>
-                <w:b w:val="0"/>
-                <w:color w:val="000000"/>
-                <w:sz w:val="18"/>
-                <w:u w:val="none"/>
-              </w:rPr>
-              <w:t>Verify discount name and amounts reflect void status</w:t>
-            </w:r>
-          </w:p>
-        </w:tc>
-      </w:tr>
-      <w:tr>
-        <w:tc>
-          <w:tcPr>
-            <w:tcW w:type="dxa" w:w="2880"/>
-          </w:tcPr>
-          <w:p>
-            <w:pPr>
-              <w:spacing w:before="0" w:after="20"/>
-            </w:pPr>
-            <w:r/>
-            <w:r>
-              <w:rPr>
-                <w:rFonts w:ascii="Arial" w:hAnsi="Arial" w:eastAsia="Arial" w:cs="Arial"/>
-                <w:b w:val="0"/>
-                <w:color w:val="000000"/>
-                <w:sz w:val="18"/>
-                <w:u w:val="none"/>
-              </w:rPr>
-              <w:t>Discount Item Summary Hist Report</w:t>
-            </w:r>
-          </w:p>
-        </w:tc>
-        <w:tc>
-          <w:tcPr>
-            <w:tcW w:type="dxa" w:w="2880"/>
-          </w:tcPr>
-          <w:p>
-            <w:pPr>
-              <w:spacing w:before="0" w:after="20"/>
-            </w:pPr>
-            <w:r/>
-            <w:r>
-              <w:rPr>
-                <w:rFonts w:ascii="Arial" w:hAnsi="Arial" w:eastAsia="Arial" w:cs="Arial"/>
-                <w:b w:val="0"/>
-                <w:color w:val="000000"/>
-                <w:sz w:val="18"/>
-                <w:u w:val="none"/>
-              </w:rPr>
-              <w:t>CUS0132</w:t>
-            </w:r>
-          </w:p>
-        </w:tc>
-        <w:tc>
-          <w:tcPr>
-            <w:tcW w:type="dxa" w:w="2880"/>
-          </w:tcPr>
-          <w:p>
-            <w:pPr>
-              <w:spacing w:before="0" w:after="20"/>
-            </w:pPr>
-            <w:r/>
-            <w:r>
-              <w:rPr>
-                <w:rFonts w:ascii="Arial" w:hAnsi="Arial" w:eastAsia="Arial" w:cs="Arial"/>
-                <w:b w:val="0"/>
-                <w:color w:val="000000"/>
-                <w:sz w:val="18"/>
-                <w:u w:val="none"/>
-              </w:rPr>
-              <w:t>Verify discount summary totals are correct after void</w:t>
-            </w:r>
-          </w:p>
-        </w:tc>
-      </w:tr>
-      <w:tr>
-        <w:tc>
-          <w:tcPr>
-            <w:tcW w:type="dxa" w:w="2880"/>
-          </w:tcPr>
-          <w:p>
-            <w:pPr>
-              <w:spacing w:before="0" w:after="20"/>
-            </w:pPr>
-            <w:r/>
-            <w:r>
-              <w:rPr>
-                <w:rFonts w:ascii="Arial" w:hAnsi="Arial" w:eastAsia="Arial" w:cs="Arial"/>
-                <w:b w:val="0"/>
-                <w:color w:val="000000"/>
-                <w:sz w:val="18"/>
-                <w:u w:val="none"/>
-              </w:rPr>
-              <w:t>GPC Membership Discount Summary</w:t>
-            </w:r>
-          </w:p>
-        </w:tc>
-        <w:tc>
-          <w:tcPr>
-            <w:tcW w:type="dxa" w:w="2880"/>
-          </w:tcPr>
-          <w:p>
-            <w:pPr>
-              <w:spacing w:before="0" w:after="20"/>
-            </w:pPr>
-            <w:r/>
-            <w:r>
-              <w:rPr>
-                <w:rFonts w:ascii="Arial" w:hAnsi="Arial" w:eastAsia="Arial" w:cs="Arial"/>
-                <w:b w:val="0"/>
-                <w:color w:val="000000"/>
-                <w:sz w:val="18"/>
-                <w:u w:val="none"/>
-              </w:rPr>
-              <w:t>POS0189</w:t>
-            </w:r>
-          </w:p>
-        </w:tc>
-        <w:tc>
-          <w:tcPr>
-            <w:tcW w:type="dxa" w:w="2880"/>
-          </w:tcPr>
-          <w:p>
-            <w:pPr>
-              <w:spacing w:before="0" w:after="20"/>
-            </w:pPr>
-            <w:r/>
-            <w:r>
-              <w:rPr>
-                <w:rFonts w:ascii="Arial" w:hAnsi="Arial" w:eastAsia="Arial" w:cs="Arial"/>
-                <w:b w:val="0"/>
-                <w:color w:val="000000"/>
-                <w:sz w:val="18"/>
-                <w:u w:val="none"/>
-              </w:rPr>
-              <w:t>Verify membership discount summary reflects correct data after void</w:t>
-            </w:r>
-          </w:p>
-        </w:tc>
-      </w:tr>
-    </w:tbl>
-    <w:p/>
     <w:sectPr>
       <w:pgSz w:w="12240" w:h="15840"/>
       <w:pgMar w:top="1440" w:right="1800" w:bottom="1440" w:left="1800" w:header="720" w:footer="720" w:gutter="0"/>
